--- a/writing/Lab Reports/2024.07.01 - Summary Manuscript.docx
+++ b/writing/Lab Reports/2024.07.01 - Summary Manuscript.docx
@@ -286,10 +286,10 @@
           <w:noProof/>
         </w:rPr>
         <w:drawing>
-          <wp:inline distT="0" distB="0" distL="0" distR="0" wp14:anchorId="165339C2" wp14:editId="6EDA0617">
+          <wp:inline distT="0" distB="0" distL="0" distR="0" wp14:anchorId="4A5F26C3" wp14:editId="61DAD7AB">
             <wp:extent cx="5943600" cy="1948180"/>
             <wp:effectExtent l="0" t="0" r="0" b="0"/>
-            <wp:docPr id="185700896" name="Picture 3"/>
+            <wp:docPr id="1280428657" name="Picture 1"/>
             <wp:cNvGraphicFramePr>
               <a:graphicFrameLocks xmlns:a="http://schemas.openxmlformats.org/drawingml/2006/main" noChangeAspect="1"/>
             </wp:cNvGraphicFramePr>
@@ -297,7 +297,7 @@
               <a:graphicData uri="http://schemas.openxmlformats.org/drawingml/2006/picture">
                 <pic:pic xmlns:pic="http://schemas.openxmlformats.org/drawingml/2006/picture">
                   <pic:nvPicPr>
-                    <pic:cNvPr id="185700896" name="Picture 185700896"/>
+                    <pic:cNvPr id="1280428657" name="Picture 1280428657"/>
                     <pic:cNvPicPr/>
                   </pic:nvPicPr>
                   <pic:blipFill>
@@ -394,7 +394,7 @@
         <w:rPr>
           <w:rFonts w:eastAsiaTheme="minorEastAsia"/>
         </w:rPr>
-        <w:t>6</w:t>
+        <w:t>4</w:t>
       </w:r>
       <w:r>
         <w:rPr>
@@ -406,7 +406,7 @@
         <w:rPr>
           <w:rFonts w:eastAsiaTheme="minorEastAsia"/>
         </w:rPr>
-        <w:t>6</w:t>
+        <w:t>4</w:t>
       </w:r>
       <w:r>
         <w:rPr>
@@ -584,7 +584,13 @@
         <w:t>Basic Psychometrics.</w:t>
       </w:r>
       <w:r>
-        <w:t xml:space="preserve"> The top row depicts the probability of choosing the left item as a function of the normalized expected value difference between the left and right lotteries (``relative value''). Expected values were normalized by dividing by the maximum magnitude of the difference. The middle row depicts response time as a function of normalized choice difficulty, measured by the expected value difference between the best and worst lottery then divided by the maximum magnitude of the difference. The bottom row depicts the number of fixations as a function of normalized choice difficulty. Columns indicate which data set generated the figures. Error bars show the standard error of the mean across participants.</w:t>
+        <w:t xml:space="preserve"> The top row depicts the probability of choosing the left item as a function of the normalized expected value difference between the left and right lotteries (``relative value''). </w:t>
+      </w:r>
+      <w:r>
+        <w:t>Differences in e</w:t>
+      </w:r>
+      <w:r>
+        <w:t>xpected values were normalized by dividing by the maximum magnitude of the difference. The middle row depicts response time as a function of normalized choice difficulty, measured by the expected value difference between the best and worst lottery then divided by the maximum magnitude of the difference. The bottom row depicts the number of fixations as a function of normalized choice difficulty. Columns indicate which data set generated the figures. Error bars show the standard error of the mean across participants.</w:t>
       </w:r>
     </w:p>
     <w:p>
@@ -2298,10 +2304,10 @@
           <w:noProof/>
         </w:rPr>
         <w:drawing>
-          <wp:inline distT="0" distB="0" distL="0" distR="0" wp14:anchorId="1B9D6690" wp14:editId="2D477A3B">
-            <wp:extent cx="5399098" cy="1886024"/>
+          <wp:inline distT="0" distB="0" distL="0" distR="0" wp14:anchorId="31AADCC8" wp14:editId="62F4EBC6">
+            <wp:extent cx="5943600" cy="1932305"/>
             <wp:effectExtent l="0" t="0" r="0" b="0"/>
-            <wp:docPr id="566809972" name="Picture 1" descr="A table with numbers and symbols&#10;&#10;Description automatically generated"/>
+            <wp:docPr id="1515599012" name="Picture 13" descr="A table with numbers and symbols&#10;&#10;Description automatically generated"/>
             <wp:cNvGraphicFramePr>
               <a:graphicFrameLocks xmlns:a="http://schemas.openxmlformats.org/drawingml/2006/main" noChangeAspect="1"/>
             </wp:cNvGraphicFramePr>
@@ -2309,36 +2315,29 @@
               <a:graphicData uri="http://schemas.openxmlformats.org/drawingml/2006/picture">
                 <pic:pic xmlns:pic="http://schemas.openxmlformats.org/drawingml/2006/picture">
                   <pic:nvPicPr>
-                    <pic:cNvPr id="566809972" name="Picture 1" descr="A table with numbers and symbols&#10;&#10;Description automatically generated"/>
+                    <pic:cNvPr id="1515599012" name="Picture 13" descr="A table with numbers and symbols&#10;&#10;Description automatically generated"/>
                     <pic:cNvPicPr/>
                   </pic:nvPicPr>
-                  <pic:blipFill rotWithShape="1">
-                    <a:blip r:embed="rId14" cstate="print">
+                  <pic:blipFill>
+                    <a:blip r:embed="rId14">
                       <a:extLst>
                         <a:ext uri="{28A0092B-C50C-407E-A947-70E740481C1C}">
                           <a14:useLocalDpi xmlns:a14="http://schemas.microsoft.com/office/drawing/2010/main" val="0"/>
                         </a:ext>
                       </a:extLst>
                     </a:blip>
-                    <a:srcRect t="9778"/>
-                    <a:stretch/>
+                    <a:stretch>
+                      <a:fillRect/>
+                    </a:stretch>
                   </pic:blipFill>
-                  <pic:spPr bwMode="auto">
+                  <pic:spPr>
                     <a:xfrm>
                       <a:off x="0" y="0"/>
-                      <a:ext cx="5431750" cy="1897430"/>
+                      <a:ext cx="5943600" cy="1932305"/>
                     </a:xfrm>
                     <a:prstGeom prst="rect">
                       <a:avLst/>
                     </a:prstGeom>
-                    <a:ln>
-                      <a:noFill/>
-                    </a:ln>
-                    <a:extLst>
-                      <a:ext uri="{53640926-AAD7-44D8-BBD7-CCE9431645EC}">
-                        <a14:shadowObscured xmlns:a14="http://schemas.microsoft.com/office/drawing/2010/main"/>
-                      </a:ext>
-                    </a:extLst>
                   </pic:spPr>
                 </pic:pic>
               </a:graphicData>
@@ -2507,7 +2506,21 @@
           <w:b/>
           <w:bCs/>
         </w:rPr>
-        <w:t xml:space="preserve"> shows the results of the RT(OV) test applied to data from both of our studies. The tests reveal a small but significantly negative relationship between RT and OV in the loss condition for both studies. This</w:t>
+        <w:t xml:space="preserve"> shows the results of the RT(OV) test applied to data from both of our studies. The tests reveal </w:t>
+      </w:r>
+      <w:r>
+        <w:rPr>
+          <w:b/>
+          <w:bCs/>
+        </w:rPr>
+        <w:t xml:space="preserve">a </w:t>
+      </w:r>
+      <w:r>
+        <w:rPr>
+          <w:b/>
+          <w:bCs/>
+        </w:rPr>
+        <w:t>significantly negative relationship between RT and OV in the loss condition for both studies. This</w:t>
       </w:r>
       <w:r>
         <w:rPr>
@@ -2579,59 +2592,45 @@
         <w:fldChar w:fldCharType="begin"/>
       </w:r>
       <w:r>
-        <w:instrText xml:space="preserve"> REF _Ref170735298 \h </w:instrText>
+        <w:instrText xml:space="preserve"> REF _Ref170735833 \h </w:instrText>
       </w:r>
       <w:r>
         <w:fldChar w:fldCharType="separate"/>
       </w:r>
       <w:r>
-        <w:rPr>
-          <w:b/>
-          <w:bCs/>
-        </w:rPr>
-        <w:t>Error! Reference source not found.</w:t>
+        <w:t xml:space="preserve">Supplementary Table </w:t>
+      </w:r>
+      <w:r>
+        <w:rPr>
+          <w:noProof/>
+        </w:rPr>
+        <w:t>6</w:t>
       </w:r>
       <w:r>
         <w:fldChar w:fldCharType="end"/>
       </w:r>
       <w:r>
-        <w:t xml:space="preserve"> </w:t>
-      </w:r>
-      <w:r>
-        <w:t xml:space="preserve">shows the results from the RT(OV) test applied to our data when value difference equals 0. </w:t>
-      </w:r>
-      <w:r>
-        <w:t>We include these results since this was the second test ran in Smith and Krajbich (2019).</w:t>
-      </w:r>
-      <w:r>
-        <w:t xml:space="preserve"> We do not see a negative relationship in RT(OV).</w:t>
-      </w:r>
-      <w:r>
-        <w:t xml:space="preserve"> </w:t>
-      </w:r>
-      <w:r>
-        <w:t xml:space="preserve">Note that </w:t>
-      </w:r>
-      <w:r>
-        <w:t xml:space="preserve">there was barely enough power to find negative RT(OV) in Study 1 with all the observations. This new test is using a fraction of the </w:t>
-      </w:r>
-      <w:r>
-        <w:t>number</w:t>
-      </w:r>
-      <w:r>
-        <w:t xml:space="preserve"> of observations from Study 1</w:t>
-      </w:r>
-      <w:r>
-        <w:t xml:space="preserve"> (less than 20 observations per participant)</w:t>
-      </w:r>
-      <w:r>
-        <w:t>, and a near negligible amount from Study 2 where the effect was stronger</w:t>
-      </w:r>
-      <w:r>
-        <w:t xml:space="preserve"> (roughly 1 observation per participant)</w:t>
-      </w:r>
-      <w:r>
-        <w:t>. Therefore, we should expect to see insignificant results.</w:t>
+        <w:t xml:space="preserve"> attempts to replicate</w:t>
+      </w:r>
+      <w:r>
+        <w:t xml:space="preserve"> the </w:t>
+      </w:r>
+      <w:r>
+        <w:t xml:space="preserve">RT(OV) </w:t>
+      </w:r>
+      <w:r>
+        <w:t xml:space="preserve">results from Smith and Krajbich (2019) </w:t>
+      </w:r>
+      <w:r>
+        <w:t xml:space="preserve">in the gain condition. We find that RT(OV) is significantly decreasing in the Study 1 Gain </w:t>
+      </w:r>
+      <w:proofErr w:type="gramStart"/>
+      <w:r>
+        <w:t>condition, but</w:t>
+      </w:r>
+      <w:proofErr w:type="gramEnd"/>
+      <w:r>
+        <w:t xml:space="preserve"> is insignificant in the Study 2 Gain condition.</w:t>
       </w:r>
     </w:p>
     <w:p>
@@ -2641,50 +2640,211 @@
           <w:ilvl w:val="0"/>
           <w:numId w:val="2"/>
         </w:numPr>
-      </w:pPr>
-      <w:r>
-        <w:fldChar w:fldCharType="begin"/>
-      </w:r>
-      <w:r>
-        <w:instrText xml:space="preserve"> REF _Ref170735833 \h </w:instrText>
-      </w:r>
-      <w:r>
-        <w:fldChar w:fldCharType="separate"/>
-      </w:r>
-      <w:r>
-        <w:t xml:space="preserve">Supplementary Table </w:t>
-      </w:r>
-      <w:r>
-        <w:rPr>
-          <w:noProof/>
-        </w:rPr>
-        <w:t>6</w:t>
-      </w:r>
-      <w:r>
-        <w:fldChar w:fldCharType="end"/>
-      </w:r>
-      <w:r>
-        <w:t xml:space="preserve"> attempts to replicate</w:t>
-      </w:r>
-      <w:r>
-        <w:t xml:space="preserve"> the </w:t>
-      </w:r>
-      <w:r>
-        <w:t xml:space="preserve">RT(OV) </w:t>
-      </w:r>
-      <w:r>
-        <w:t xml:space="preserve">results from Smith and Krajbich (2019) </w:t>
-      </w:r>
-      <w:r>
-        <w:t xml:space="preserve">in the gain condition. We find that RT(OV) is significantly decreasing in the Study 1 Gain </w:t>
-      </w:r>
-      <w:proofErr w:type="gramStart"/>
-      <w:r>
-        <w:t>condition, but</w:t>
-      </w:r>
-      <w:proofErr w:type="gramEnd"/>
-      <w:r>
-        <w:t xml:space="preserve"> is insignificant in the Study 2 Gain condition.</w:t>
+        <w:rPr>
+          <w:color w:val="C00000"/>
+        </w:rPr>
+      </w:pPr>
+      <w:r>
+        <w:rPr>
+          <w:rFonts w:eastAsiaTheme="minorEastAsia"/>
+          <w:color w:val="C00000"/>
+        </w:rPr>
+        <w:t xml:space="preserve">In datasets 5 and 6 of Smith and Krajbich (2019), probabilistic values ranged from 0 to 1, meaning overall values ranged from 0 to 2. In our datasets, normalized overall value ranged from -1 to 0. </w:t>
+      </w:r>
+      <w:r>
+        <w:rPr>
+          <w:color w:val="C00000"/>
+        </w:rPr>
+        <w:t xml:space="preserve">This means that our estimates for </w:t>
+      </w:r>
+      <m:oMath>
+        <m:sSub>
+          <m:sSubPr>
+            <m:ctrlPr>
+              <w:rPr>
+                <w:rFonts w:ascii="Cambria Math" w:hAnsi="Cambria Math"/>
+                <w:i/>
+                <w:color w:val="C00000"/>
+              </w:rPr>
+            </m:ctrlPr>
+          </m:sSubPr>
+          <m:e>
+            <m:r>
+              <w:rPr>
+                <w:rFonts w:ascii="Cambria Math" w:hAnsi="Cambria Math"/>
+                <w:color w:val="C00000"/>
+              </w:rPr>
+              <m:t>β</m:t>
+            </m:r>
+          </m:e>
+          <m:sub>
+            <m:r>
+              <w:rPr>
+                <w:rFonts w:ascii="Cambria Math" w:hAnsi="Cambria Math"/>
+                <w:color w:val="C00000"/>
+              </w:rPr>
+              <m:t>2</m:t>
+            </m:r>
+          </m:sub>
+        </m:sSub>
+      </m:oMath>
+      <w:r>
+        <w:rPr>
+          <w:rFonts w:eastAsiaTheme="minorEastAsia"/>
+          <w:color w:val="C00000"/>
+        </w:rPr>
+        <w:t xml:space="preserve"> should be roughly 2 times larger than those found for datasets</w:t>
+      </w:r>
+      <w:r>
+        <w:rPr>
+          <w:rFonts w:eastAsiaTheme="minorEastAsia"/>
+          <w:color w:val="C00000"/>
+        </w:rPr>
+        <w:t xml:space="preserve"> 5 and 6 in Smith and Krajbich (2019, “SK”). SK dataset 5 </w:t>
+      </w:r>
+      <m:oMath>
+        <m:sSub>
+          <m:sSubPr>
+            <m:ctrlPr>
+              <w:rPr>
+                <w:rFonts w:ascii="Cambria Math" w:eastAsiaTheme="minorEastAsia" w:hAnsi="Cambria Math"/>
+                <w:i/>
+                <w:color w:val="C00000"/>
+              </w:rPr>
+            </m:ctrlPr>
+          </m:sSubPr>
+          <m:e>
+            <m:r>
+              <w:rPr>
+                <w:rFonts w:ascii="Cambria Math" w:eastAsiaTheme="minorEastAsia" w:hAnsi="Cambria Math"/>
+                <w:color w:val="C00000"/>
+              </w:rPr>
+              <m:t>β</m:t>
+            </m:r>
+          </m:e>
+          <m:sub>
+            <m:r>
+              <w:rPr>
+                <w:rFonts w:ascii="Cambria Math" w:eastAsiaTheme="minorEastAsia" w:hAnsi="Cambria Math"/>
+                <w:color w:val="C00000"/>
+              </w:rPr>
+              <m:t>2</m:t>
+            </m:r>
+          </m:sub>
+        </m:sSub>
+        <m:r>
+          <w:rPr>
+            <w:rFonts w:ascii="Cambria Math" w:eastAsiaTheme="minorEastAsia" w:hAnsi="Cambria Math"/>
+            <w:color w:val="C00000"/>
+          </w:rPr>
+          <m:t>=-0.202</m:t>
+        </m:r>
+      </m:oMath>
+      <w:r>
+        <w:rPr>
+          <w:rFonts w:eastAsiaTheme="minorEastAsia"/>
+          <w:color w:val="C00000"/>
+        </w:rPr>
+        <w:t xml:space="preserve"> and SK dataset 6 </w:t>
+      </w:r>
+      <m:oMath>
+        <m:sSub>
+          <m:sSubPr>
+            <m:ctrlPr>
+              <w:rPr>
+                <w:rFonts w:ascii="Cambria Math" w:eastAsiaTheme="minorEastAsia" w:hAnsi="Cambria Math"/>
+                <w:i/>
+                <w:color w:val="C00000"/>
+              </w:rPr>
+            </m:ctrlPr>
+          </m:sSubPr>
+          <m:e>
+            <m:r>
+              <w:rPr>
+                <w:rFonts w:ascii="Cambria Math" w:eastAsiaTheme="minorEastAsia" w:hAnsi="Cambria Math"/>
+                <w:color w:val="C00000"/>
+              </w:rPr>
+              <m:t>β</m:t>
+            </m:r>
+          </m:e>
+          <m:sub>
+            <m:r>
+              <w:rPr>
+                <w:rFonts w:ascii="Cambria Math" w:eastAsiaTheme="minorEastAsia" w:hAnsi="Cambria Math"/>
+                <w:color w:val="C00000"/>
+              </w:rPr>
+              <m:t>2</m:t>
+            </m:r>
+          </m:sub>
+        </m:sSub>
+        <m:r>
+          <w:rPr>
+            <w:rFonts w:ascii="Cambria Math" w:eastAsiaTheme="minorEastAsia" w:hAnsi="Cambria Math"/>
+            <w:color w:val="C00000"/>
+          </w:rPr>
+          <m:t>=-0.178</m:t>
+        </m:r>
+      </m:oMath>
+      <w:r>
+        <w:rPr>
+          <w:rFonts w:eastAsiaTheme="minorEastAsia"/>
+          <w:color w:val="C00000"/>
+        </w:rPr>
+        <w:t xml:space="preserve">. Our estimates for </w:t>
+      </w:r>
+      <m:oMath>
+        <m:sSub>
+          <m:sSubPr>
+            <m:ctrlPr>
+              <w:rPr>
+                <w:rFonts w:ascii="Cambria Math" w:eastAsiaTheme="minorEastAsia" w:hAnsi="Cambria Math"/>
+                <w:i/>
+                <w:color w:val="C00000"/>
+              </w:rPr>
+            </m:ctrlPr>
+          </m:sSubPr>
+          <m:e>
+            <m:r>
+              <w:rPr>
+                <w:rFonts w:ascii="Cambria Math" w:eastAsiaTheme="minorEastAsia" w:hAnsi="Cambria Math"/>
+                <w:color w:val="C00000"/>
+              </w:rPr>
+              <m:t>β</m:t>
+            </m:r>
+          </m:e>
+          <m:sub>
+            <m:r>
+              <w:rPr>
+                <w:rFonts w:ascii="Cambria Math" w:eastAsiaTheme="minorEastAsia" w:hAnsi="Cambria Math"/>
+                <w:color w:val="C00000"/>
+              </w:rPr>
+              <m:t>2</m:t>
+            </m:r>
+          </m:sub>
+        </m:sSub>
+      </m:oMath>
+      <w:r>
+        <w:rPr>
+          <w:rFonts w:eastAsiaTheme="minorEastAsia"/>
+          <w:color w:val="C00000"/>
+        </w:rPr>
+        <w:t xml:space="preserve"> are roughly twi</w:t>
+      </w:r>
+      <w:proofErr w:type="spellStart"/>
+      <w:r>
+        <w:rPr>
+          <w:rFonts w:eastAsiaTheme="minorEastAsia"/>
+          <w:color w:val="C00000"/>
+        </w:rPr>
+        <w:t>ce</w:t>
+      </w:r>
+      <w:proofErr w:type="spellEnd"/>
+      <w:r>
+        <w:rPr>
+          <w:rFonts w:eastAsiaTheme="minorEastAsia"/>
+          <w:color w:val="C00000"/>
+        </w:rPr>
+        <w:t xml:space="preserve"> as large as these, suggesting that the magnitude of the effect of overall value on response times is roughly the same in our study as in SK datasets 5 and 6. </w:t>
       </w:r>
     </w:p>
     <w:p>
@@ -2694,31 +2854,106 @@
           <w:ilvl w:val="0"/>
           <w:numId w:val="2"/>
         </w:numPr>
-      </w:pPr>
-      <w:r>
-        <w:fldChar w:fldCharType="begin"/>
-      </w:r>
-      <w:r>
-        <w:instrText xml:space="preserve"> REF _Ref170735839 \h </w:instrText>
-      </w:r>
-      <w:r>
-        <w:fldChar w:fldCharType="separate"/>
-      </w:r>
-      <w:r>
-        <w:rPr>
-          <w:b/>
-          <w:bCs/>
-        </w:rPr>
-        <w:t>Error! Reference source not found.</w:t>
-      </w:r>
-      <w:r>
-        <w:fldChar w:fldCharType="end"/>
-      </w:r>
-      <w:r>
-        <w:t xml:space="preserve"> replicates the second test from Smith and Krajbich (2019). RT(OV) is decreasing in the gain condition when value differences are equal to 0.</w:t>
-      </w:r>
-    </w:p>
-    <w:p/>
+        <w:rPr>
+          <w:color w:val="C00000"/>
+        </w:rPr>
+      </w:pPr>
+      <w:r>
+        <w:rPr>
+          <w:rFonts w:eastAsiaTheme="minorEastAsia"/>
+          <w:color w:val="C00000"/>
+        </w:rPr>
+        <w:t xml:space="preserve">Repeating this exercise with SK datasets 1 through 3 (which used food stimuli, not probabilistic values), we find that our estimates of the effect of overall value on response times are slightly larger than those found by SK. </w:t>
+      </w:r>
+      <w:r>
+        <w:rPr>
+          <w:color w:val="C00000"/>
+        </w:rPr>
+        <w:t xml:space="preserve">SK datasets </w:t>
+      </w:r>
+      <w:r>
+        <w:rPr>
+          <w:color w:val="C00000"/>
+        </w:rPr>
+        <w:t xml:space="preserve">1 through 3 had overall values ranging from 1 to 20. This means that our estimates for </w:t>
+      </w:r>
+      <m:oMath>
+        <m:sSub>
+          <m:sSubPr>
+            <m:ctrlPr>
+              <w:rPr>
+                <w:rFonts w:ascii="Cambria Math" w:hAnsi="Cambria Math"/>
+                <w:i/>
+                <w:color w:val="C00000"/>
+              </w:rPr>
+            </m:ctrlPr>
+          </m:sSubPr>
+          <m:e>
+            <m:r>
+              <w:rPr>
+                <w:rFonts w:ascii="Cambria Math" w:hAnsi="Cambria Math"/>
+                <w:color w:val="C00000"/>
+              </w:rPr>
+              <m:t>β</m:t>
+            </m:r>
+          </m:e>
+          <m:sub>
+            <m:r>
+              <w:rPr>
+                <w:rFonts w:ascii="Cambria Math" w:hAnsi="Cambria Math"/>
+                <w:color w:val="C00000"/>
+              </w:rPr>
+              <m:t>2</m:t>
+            </m:r>
+          </m:sub>
+        </m:sSub>
+      </m:oMath>
+      <w:r>
+        <w:rPr>
+          <w:rFonts w:eastAsiaTheme="minorEastAsia"/>
+          <w:color w:val="C00000"/>
+        </w:rPr>
+        <w:t xml:space="preserve"> should be roughly 20 times larger. </w:t>
+      </w:r>
+      <m:oMath>
+        <m:sSub>
+          <m:sSubPr>
+            <m:ctrlPr>
+              <w:rPr>
+                <w:rFonts w:ascii="Cambria Math" w:eastAsiaTheme="minorEastAsia" w:hAnsi="Cambria Math"/>
+                <w:i/>
+                <w:color w:val="C00000"/>
+              </w:rPr>
+            </m:ctrlPr>
+          </m:sSubPr>
+          <m:e>
+            <m:r>
+              <w:rPr>
+                <w:rFonts w:ascii="Cambria Math" w:eastAsiaTheme="minorEastAsia" w:hAnsi="Cambria Math"/>
+                <w:color w:val="C00000"/>
+              </w:rPr>
+              <m:t>β</m:t>
+            </m:r>
+          </m:e>
+          <m:sub>
+            <m:r>
+              <w:rPr>
+                <w:rFonts w:ascii="Cambria Math" w:eastAsiaTheme="minorEastAsia" w:hAnsi="Cambria Math"/>
+                <w:color w:val="C00000"/>
+              </w:rPr>
+              <m:t>2</m:t>
+            </m:r>
+          </m:sub>
+        </m:sSub>
+      </m:oMath>
+      <w:r>
+        <w:rPr>
+          <w:rFonts w:eastAsiaTheme="minorEastAsia"/>
+          <w:color w:val="C00000"/>
+        </w:rPr>
+        <w:t xml:space="preserve"> for those three datasets were -0.013, -0.009, and -0.010. Multiplying these by 20 yields -0.26, -0.18, and -0.20. </w:t>
+      </w:r>
+    </w:p>
     <w:p>
       <w:pPr>
         <w:keepNext/>
@@ -3481,7 +3716,21 @@
         <w:rPr>
           <w:rFonts w:eastAsiaTheme="minorEastAsia"/>
         </w:rPr>
-        <w:t xml:space="preserve"> also have larger attentional biases in the AddDDM.</w:t>
+        <w:t xml:space="preserve"> also have larger attentional biases in the </w:t>
+      </w:r>
+      <w:proofErr w:type="spellStart"/>
+      <w:r>
+        <w:rPr>
+          <w:rFonts w:eastAsiaTheme="minorEastAsia"/>
+        </w:rPr>
+        <w:t>AddDDM</w:t>
+      </w:r>
+      <w:proofErr w:type="spellEnd"/>
+      <w:r>
+        <w:rPr>
+          <w:rFonts w:eastAsiaTheme="minorEastAsia"/>
+        </w:rPr>
+        <w:t>.</w:t>
       </w:r>
     </w:p>
     <w:p>
@@ -3890,21 +4139,7 @@
         <w:rPr>
           <w:rFonts w:eastAsiaTheme="minorEastAsia"/>
         </w:rPr>
-        <w:t xml:space="preserve">. (Row 6) Data simulated using </w:t>
-      </w:r>
-      <w:proofErr w:type="spellStart"/>
-      <w:r>
-        <w:rPr>
-          <w:rFonts w:eastAsiaTheme="minorEastAsia"/>
-        </w:rPr>
-        <w:t>RaDDM</w:t>
-      </w:r>
-      <w:proofErr w:type="spellEnd"/>
-      <w:r>
-        <w:rPr>
-          <w:rFonts w:eastAsiaTheme="minorEastAsia"/>
-        </w:rPr>
-        <w:t xml:space="preserve"> with </w:t>
+        <w:t xml:space="preserve">. (Row 6) Data simulated using RaDDM with </w:t>
       </w:r>
       <m:oMath>
         <m:r>
@@ -4497,21 +4732,7 @@
         <w:rPr>
           <w:rFonts w:eastAsiaTheme="minorEastAsia"/>
         </w:rPr>
-        <w:t xml:space="preserve">. (Right) We simulate 27 datasets for each combination of </w:t>
-      </w:r>
-      <w:proofErr w:type="spellStart"/>
-      <w:r>
-        <w:rPr>
-          <w:rFonts w:eastAsiaTheme="minorEastAsia"/>
-        </w:rPr>
-        <w:t>RaDDM</w:t>
-      </w:r>
-      <w:proofErr w:type="spellEnd"/>
-      <w:r>
-        <w:rPr>
-          <w:rFonts w:eastAsiaTheme="minorEastAsia"/>
-        </w:rPr>
-        <w:t xml:space="preserve"> parameters: </w:t>
+        <w:t xml:space="preserve">. (Right) We simulate 27 datasets for each combination of RaDDM parameters: </w:t>
       </w:r>
       <m:oMath>
         <m:r>
@@ -5435,21 +5656,7 @@
         <w:rPr>
           <w:rFonts w:eastAsiaTheme="minorEastAsia"/>
         </w:rPr>
-        <w:t xml:space="preserve"> from the </w:t>
-      </w:r>
-      <w:proofErr w:type="spellStart"/>
-      <w:r>
-        <w:rPr>
-          <w:rFonts w:eastAsiaTheme="minorEastAsia"/>
-        </w:rPr>
-        <w:t>RaDDM</w:t>
-      </w:r>
-      <w:proofErr w:type="spellEnd"/>
-      <w:r>
-        <w:rPr>
-          <w:rFonts w:eastAsiaTheme="minorEastAsia"/>
-        </w:rPr>
-        <w:t xml:space="preserve"> as a function of the fitted </w:t>
+        <w:t xml:space="preserve"> from the RaDDM as a function of the fitted </w:t>
       </w:r>
       <m:oMath>
         <m:r>
@@ -5463,21 +5670,7 @@
         <w:rPr>
           <w:rFonts w:eastAsiaTheme="minorEastAsia"/>
         </w:rPr>
-        <w:t xml:space="preserve"> from the </w:t>
-      </w:r>
-      <w:proofErr w:type="spellStart"/>
-      <w:r>
-        <w:rPr>
-          <w:rFonts w:eastAsiaTheme="minorEastAsia"/>
-        </w:rPr>
-        <w:t>AddDDM</w:t>
-      </w:r>
-      <w:proofErr w:type="spellEnd"/>
-      <w:r>
-        <w:rPr>
-          <w:rFonts w:eastAsiaTheme="minorEastAsia"/>
-        </w:rPr>
-        <w:t xml:space="preserve">, separately by study (columns) and condition (rows). Note that smaller </w:t>
+        <w:t xml:space="preserve"> from the AddDDM, separately by study (columns) and condition (rows). Note that smaller </w:t>
       </w:r>
       <m:oMath>
         <m:r>
@@ -5519,7 +5712,65 @@
         <w:rPr>
           <w:rFonts w:eastAsiaTheme="minorEastAsia"/>
         </w:rPr>
-        <w:t xml:space="preserve"> to more attentional bias. Blue lines indicate OLS regression line, with grey confidence intervals.</w:t>
+        <w:t xml:space="preserve"> to more attentional bias. Blue lines indicate OLS regression line, with grey</w:t>
+      </w:r>
+      <w:r>
+        <w:rPr>
+          <w:rFonts w:eastAsiaTheme="minorEastAsia"/>
+        </w:rPr>
+        <w:t xml:space="preserve"> 95%</w:t>
+      </w:r>
+      <w:r>
+        <w:rPr>
+          <w:rFonts w:eastAsiaTheme="minorEastAsia"/>
+        </w:rPr>
+        <w:t xml:space="preserve"> confidence intervals.</w:t>
+      </w:r>
+      <w:r>
+        <w:rPr>
+          <w:rFonts w:eastAsiaTheme="minorEastAsia"/>
+        </w:rPr>
+        <w:t xml:space="preserve"> </w:t>
+      </w:r>
+      <m:oMath>
+        <m:r>
+          <w:rPr>
+            <w:rFonts w:ascii="Cambria Math" w:eastAsiaTheme="minorEastAsia" w:hAnsi="Cambria Math"/>
+          </w:rPr>
+          <m:t>η</m:t>
+        </m:r>
+      </m:oMath>
+      <w:r>
+        <w:rPr>
+          <w:rFonts w:eastAsiaTheme="minorEastAsia"/>
+        </w:rPr>
+        <w:t xml:space="preserve">’s </w:t>
+      </w:r>
+      <w:proofErr w:type="gramStart"/>
+      <w:r>
+        <w:rPr>
+          <w:rFonts w:eastAsiaTheme="minorEastAsia"/>
+        </w:rPr>
+        <w:t>are</w:t>
+      </w:r>
+      <w:proofErr w:type="gramEnd"/>
+      <w:r>
+        <w:rPr>
+          <w:rFonts w:eastAsiaTheme="minorEastAsia"/>
+        </w:rPr>
+        <w:t xml:space="preserve"> slightly jittered</w:t>
+      </w:r>
+      <w:r>
+        <w:rPr>
+          <w:rFonts w:eastAsiaTheme="minorEastAsia"/>
+        </w:rPr>
+        <w:t xml:space="preserve"> for visual clarity</w:t>
+      </w:r>
+      <w:r>
+        <w:rPr>
+          <w:rFonts w:eastAsiaTheme="minorEastAsia"/>
+        </w:rPr>
+        <w:t>.</w:t>
       </w:r>
     </w:p>
     <w:p>
@@ -5759,10 +6010,10 @@
           <w:noProof/>
         </w:rPr>
         <w:drawing>
-          <wp:inline distT="0" distB="0" distL="0" distR="0" wp14:anchorId="6FE1AC30" wp14:editId="0E550A5C">
-            <wp:extent cx="5943600" cy="5803567"/>
-            <wp:effectExtent l="0" t="0" r="0" b="635"/>
-            <wp:docPr id="1438715422" name="Picture 13" descr="A screenshot of a table&#10;&#10;Description automatically generated"/>
+          <wp:inline distT="0" distB="0" distL="0" distR="0" wp14:anchorId="58DC0F8B" wp14:editId="324B8303">
+            <wp:extent cx="5943600" cy="5883910"/>
+            <wp:effectExtent l="0" t="0" r="0" b="0"/>
+            <wp:docPr id="521196627" name="Picture 3" descr="A table with numbers and letters&#10;&#10;Description automatically generated"/>
             <wp:cNvGraphicFramePr>
               <a:graphicFrameLocks xmlns:a="http://schemas.openxmlformats.org/drawingml/2006/main" noChangeAspect="1"/>
             </wp:cNvGraphicFramePr>
@@ -5770,10 +6021,10 @@
               <a:graphicData uri="http://schemas.openxmlformats.org/drawingml/2006/picture">
                 <pic:pic xmlns:pic="http://schemas.openxmlformats.org/drawingml/2006/picture">
                   <pic:nvPicPr>
-                    <pic:cNvPr id="1438715422" name="Picture 13" descr="A screenshot of a table&#10;&#10;Description automatically generated"/>
+                    <pic:cNvPr id="521196627" name="Picture 3" descr="A table with numbers and letters&#10;&#10;Description automatically generated"/>
                     <pic:cNvPicPr/>
                   </pic:nvPicPr>
-                  <pic:blipFill rotWithShape="1">
+                  <pic:blipFill>
                     <a:blip r:embed="rId29">
                       <a:extLst>
                         <a:ext uri="{28A0092B-C50C-407E-A947-70E740481C1C}">
@@ -5781,25 +6032,18 @@
                         </a:ext>
                       </a:extLst>
                     </a:blip>
-                    <a:srcRect t="5457"/>
-                    <a:stretch/>
+                    <a:stretch>
+                      <a:fillRect/>
+                    </a:stretch>
                   </pic:blipFill>
-                  <pic:spPr bwMode="auto">
+                  <pic:spPr>
                     <a:xfrm>
                       <a:off x="0" y="0"/>
-                      <a:ext cx="5943600" cy="5803567"/>
+                      <a:ext cx="5943600" cy="5883910"/>
                     </a:xfrm>
                     <a:prstGeom prst="rect">
                       <a:avLst/>
                     </a:prstGeom>
-                    <a:ln>
-                      <a:noFill/>
-                    </a:ln>
-                    <a:extLst>
-                      <a:ext uri="{53640926-AAD7-44D8-BBD7-CCE9431645EC}">
-                        <a14:shadowObscured xmlns:a14="http://schemas.microsoft.com/office/drawing/2010/main"/>
-                      </a:ext>
-                    </a:extLst>
                   </pic:spPr>
                 </pic:pic>
               </a:graphicData>
@@ -5855,15 +6099,17 @@
       <w:r>
         <w:t>.</w:t>
       </w:r>
+    </w:p>
+    <w:p>
       <w:r>
         <w:rPr>
           <w:noProof/>
         </w:rPr>
         <w:drawing>
-          <wp:inline distT="0" distB="0" distL="0" distR="0" wp14:anchorId="3C5771AE" wp14:editId="68A3AD93">
-            <wp:extent cx="5425910" cy="5377538"/>
+          <wp:inline distT="0" distB="0" distL="0" distR="0" wp14:anchorId="6B0C924D" wp14:editId="3B0C73CB">
+            <wp:extent cx="5943600" cy="7087235"/>
             <wp:effectExtent l="0" t="0" r="0" b="0"/>
-            <wp:docPr id="162856943" name="Picture 14" descr="A table of data with numbers and a number of data&#10;&#10;Description automatically generated with medium confidence"/>
+            <wp:docPr id="1321005024" name="Picture 4" descr="A table of data with numbers and letters&#10;&#10;Description automatically generated with medium confidence"/>
             <wp:cNvGraphicFramePr>
               <a:graphicFrameLocks xmlns:a="http://schemas.openxmlformats.org/drawingml/2006/main" noChangeAspect="1"/>
             </wp:cNvGraphicFramePr>
@@ -5871,10 +6117,10 @@
               <a:graphicData uri="http://schemas.openxmlformats.org/drawingml/2006/picture">
                 <pic:pic xmlns:pic="http://schemas.openxmlformats.org/drawingml/2006/picture">
                   <pic:nvPicPr>
-                    <pic:cNvPr id="162856943" name="Picture 14" descr="A table of data with numbers and a number of data&#10;&#10;Description automatically generated with medium confidence"/>
+                    <pic:cNvPr id="1321005024" name="Picture 4" descr="A table of data with numbers and letters&#10;&#10;Description automatically generated with medium confidence"/>
                     <pic:cNvPicPr/>
                   </pic:nvPicPr>
-                  <pic:blipFill rotWithShape="1">
+                  <pic:blipFill>
                     <a:blip r:embed="rId30">
                       <a:extLst>
                         <a:ext uri="{28A0092B-C50C-407E-A947-70E740481C1C}">
@@ -5882,25 +6128,18 @@
                         </a:ext>
                       </a:extLst>
                     </a:blip>
-                    <a:srcRect t="4039"/>
-                    <a:stretch/>
+                    <a:stretch>
+                      <a:fillRect/>
+                    </a:stretch>
                   </pic:blipFill>
-                  <pic:spPr bwMode="auto">
+                  <pic:spPr>
                     <a:xfrm>
                       <a:off x="0" y="0"/>
-                      <a:ext cx="5426123" cy="5377749"/>
+                      <a:ext cx="5943600" cy="7087235"/>
                     </a:xfrm>
                     <a:prstGeom prst="rect">
                       <a:avLst/>
                     </a:prstGeom>
-                    <a:ln>
-                      <a:noFill/>
-                    </a:ln>
-                    <a:extLst>
-                      <a:ext uri="{53640926-AAD7-44D8-BBD7-CCE9431645EC}">
-                        <a14:shadowObscured xmlns:a14="http://schemas.microsoft.com/office/drawing/2010/main"/>
-                      </a:ext>
-                    </a:extLst>
                   </pic:spPr>
                 </pic:pic>
               </a:graphicData>
@@ -5909,7 +6148,6 @@
         </w:drawing>
       </w:r>
     </w:p>
-    <w:p/>
     <w:p>
       <w:pPr>
         <w:pStyle w:val="Caption"/>
@@ -5957,15 +6195,22 @@
       <w:r>
         <w:t>.</w:t>
       </w:r>
+    </w:p>
+    <w:p>
+      <w:pPr>
+        <w:pStyle w:val="Caption"/>
+        <w:keepNext/>
+        <w:jc w:val="center"/>
+      </w:pPr>
       <w:r>
         <w:rPr>
           <w:noProof/>
         </w:rPr>
         <w:drawing>
-          <wp:inline distT="0" distB="0" distL="0" distR="0" wp14:anchorId="2CE81773" wp14:editId="13D649C8">
-            <wp:extent cx="5943600" cy="5441453"/>
+          <wp:inline distT="0" distB="0" distL="0" distR="0" wp14:anchorId="2307A177" wp14:editId="68417CC4">
+            <wp:extent cx="5943600" cy="5779770"/>
             <wp:effectExtent l="0" t="0" r="0" b="0"/>
-            <wp:docPr id="507268725" name="Picture 15" descr="A table of numbers and letters&#10;&#10;Description automatically generated with medium confidence"/>
+            <wp:docPr id="910312948" name="Picture 5" descr="A table with numbers and letters&#10;&#10;Description automatically generated"/>
             <wp:cNvGraphicFramePr>
               <a:graphicFrameLocks xmlns:a="http://schemas.openxmlformats.org/drawingml/2006/main" noChangeAspect="1"/>
             </wp:cNvGraphicFramePr>
@@ -5973,10 +6218,10 @@
               <a:graphicData uri="http://schemas.openxmlformats.org/drawingml/2006/picture">
                 <pic:pic xmlns:pic="http://schemas.openxmlformats.org/drawingml/2006/picture">
                   <pic:nvPicPr>
-                    <pic:cNvPr id="507268725" name="Picture 15" descr="A table of numbers and letters&#10;&#10;Description automatically generated with medium confidence"/>
+                    <pic:cNvPr id="910312948" name="Picture 5" descr="A table with numbers and letters&#10;&#10;Description automatically generated"/>
                     <pic:cNvPicPr/>
                   </pic:nvPicPr>
-                  <pic:blipFill rotWithShape="1">
+                  <pic:blipFill>
                     <a:blip r:embed="rId31">
                       <a:extLst>
                         <a:ext uri="{28A0092B-C50C-407E-A947-70E740481C1C}">
@@ -5984,25 +6229,18 @@
                         </a:ext>
                       </a:extLst>
                     </a:blip>
-                    <a:srcRect t="5946"/>
-                    <a:stretch/>
+                    <a:stretch>
+                      <a:fillRect/>
+                    </a:stretch>
                   </pic:blipFill>
-                  <pic:spPr bwMode="auto">
+                  <pic:spPr>
                     <a:xfrm>
                       <a:off x="0" y="0"/>
-                      <a:ext cx="5943600" cy="5441453"/>
+                      <a:ext cx="5943600" cy="5779770"/>
                     </a:xfrm>
                     <a:prstGeom prst="rect">
                       <a:avLst/>
                     </a:prstGeom>
-                    <a:ln>
-                      <a:noFill/>
-                    </a:ln>
-                    <a:extLst>
-                      <a:ext uri="{53640926-AAD7-44D8-BBD7-CCE9431645EC}">
-                        <a14:shadowObscured xmlns:a14="http://schemas.microsoft.com/office/drawing/2010/main"/>
-                      </a:ext>
-                    </a:extLst>
                   </pic:spPr>
                 </pic:pic>
               </a:graphicData>
@@ -6017,13 +6255,9 @@
         <w:keepNext/>
         <w:jc w:val="center"/>
       </w:pPr>
-    </w:p>
-    <w:p>
-      <w:pPr>
-        <w:pStyle w:val="Caption"/>
-        <w:keepNext/>
-        <w:jc w:val="center"/>
-      </w:pPr>
+      <w:r>
+        <w:br w:type="column"/>
+      </w:r>
       <w:bookmarkStart w:id="21" w:name="_Ref170733764"/>
       <w:r>
         <w:lastRenderedPageBreak/>
@@ -6065,15 +6299,22 @@
       <w:r>
         <w:t>.</w:t>
       </w:r>
+    </w:p>
+    <w:p>
+      <w:pPr>
+        <w:pStyle w:val="Caption"/>
+        <w:keepNext/>
+        <w:jc w:val="center"/>
+      </w:pPr>
       <w:r>
         <w:rPr>
           <w:noProof/>
         </w:rPr>
         <w:drawing>
-          <wp:inline distT="0" distB="0" distL="0" distR="0" wp14:anchorId="46381A7F" wp14:editId="100E63E1">
-            <wp:extent cx="5943600" cy="5423346"/>
-            <wp:effectExtent l="0" t="0" r="0" b="0"/>
-            <wp:docPr id="713880345" name="Picture 16" descr="A screenshot of a table&#10;&#10;Description automatically generated"/>
+          <wp:inline distT="0" distB="0" distL="0" distR="0" wp14:anchorId="7DF1FABC" wp14:editId="4E63E96C">
+            <wp:extent cx="5943600" cy="5624830"/>
+            <wp:effectExtent l="0" t="0" r="0" b="1270"/>
+            <wp:docPr id="495285134" name="Picture 7" descr="A table with numbers and letters&#10;&#10;Description automatically generated"/>
             <wp:cNvGraphicFramePr>
               <a:graphicFrameLocks xmlns:a="http://schemas.openxmlformats.org/drawingml/2006/main" noChangeAspect="1"/>
             </wp:cNvGraphicFramePr>
@@ -6081,10 +6322,10 @@
               <a:graphicData uri="http://schemas.openxmlformats.org/drawingml/2006/picture">
                 <pic:pic xmlns:pic="http://schemas.openxmlformats.org/drawingml/2006/picture">
                   <pic:nvPicPr>
-                    <pic:cNvPr id="713880345" name="Picture 16" descr="A screenshot of a table&#10;&#10;Description automatically generated"/>
+                    <pic:cNvPr id="495285134" name="Picture 7" descr="A table with numbers and letters&#10;&#10;Description automatically generated"/>
                     <pic:cNvPicPr/>
                   </pic:nvPicPr>
-                  <pic:blipFill rotWithShape="1">
+                  <pic:blipFill>
                     <a:blip r:embed="rId32">
                       <a:extLst>
                         <a:ext uri="{28A0092B-C50C-407E-A947-70E740481C1C}">
@@ -6092,25 +6333,18 @@
                         </a:ext>
                       </a:extLst>
                     </a:blip>
-                    <a:srcRect t="6260"/>
-                    <a:stretch/>
+                    <a:stretch>
+                      <a:fillRect/>
+                    </a:stretch>
                   </pic:blipFill>
-                  <pic:spPr bwMode="auto">
+                  <pic:spPr>
                     <a:xfrm>
                       <a:off x="0" y="0"/>
-                      <a:ext cx="5943600" cy="5423346"/>
+                      <a:ext cx="5943600" cy="5624830"/>
                     </a:xfrm>
                     <a:prstGeom prst="rect">
                       <a:avLst/>
                     </a:prstGeom>
-                    <a:ln>
-                      <a:noFill/>
-                    </a:ln>
-                    <a:extLst>
-                      <a:ext uri="{53640926-AAD7-44D8-BBD7-CCE9431645EC}">
-                        <a14:shadowObscured xmlns:a14="http://schemas.microsoft.com/office/drawing/2010/main"/>
-                      </a:ext>
-                    </a:extLst>
                   </pic:spPr>
                 </pic:pic>
               </a:graphicData>
@@ -6118,13 +6352,6 @@
           </wp:inline>
         </w:drawing>
       </w:r>
-    </w:p>
-    <w:p>
-      <w:pPr>
-        <w:pStyle w:val="Caption"/>
-        <w:keepNext/>
-        <w:jc w:val="center"/>
-      </w:pPr>
       <w:r>
         <w:rPr>
           <w:noProof/>
@@ -6146,7 +6373,13 @@
       </w:fldSimple>
       <w:bookmarkEnd w:id="22"/>
       <w:r>
-        <w:t xml:space="preserve">. Model Comparison Regression Test in Simulated Data Using aDDM, </w:t>
+        <w:t xml:space="preserve">. Model Comparison Regression Test in Simulated </w:t>
+      </w:r>
+      <w:r>
+        <w:t xml:space="preserve">Loss </w:t>
+      </w:r>
+      <w:r>
+        <w:t xml:space="preserve">Data Using aDDM, </w:t>
       </w:r>
       <w:proofErr w:type="spellStart"/>
       <w:r>
@@ -6167,19 +6400,17 @@
     </w:p>
     <w:p>
       <w:pPr>
-        <w:rPr>
-          <w:noProof/>
-        </w:rPr>
+        <w:jc w:val="center"/>
       </w:pPr>
       <w:r>
         <w:rPr>
           <w:noProof/>
         </w:rPr>
         <w:drawing>
-          <wp:inline distT="0" distB="0" distL="0" distR="0" wp14:anchorId="27C864A2" wp14:editId="20E5E5D6">
-            <wp:extent cx="5943600" cy="2273419"/>
+          <wp:inline distT="0" distB="0" distL="0" distR="0" wp14:anchorId="019B765B" wp14:editId="523C142B">
+            <wp:extent cx="3649680" cy="2444436"/>
             <wp:effectExtent l="0" t="0" r="0" b="0"/>
-            <wp:docPr id="1993067348" name="Picture 2" descr="A table with numbers and symbols&#10;&#10;Description automatically generated"/>
+            <wp:docPr id="215644012" name="Picture 2" descr="A table of mathematical equations&#10;&#10;Description automatically generated"/>
             <wp:cNvGraphicFramePr>
               <a:graphicFrameLocks xmlns:a="http://schemas.openxmlformats.org/drawingml/2006/main" noChangeAspect="1"/>
             </wp:cNvGraphicFramePr>
@@ -6187,36 +6418,29 @@
               <a:graphicData uri="http://schemas.openxmlformats.org/drawingml/2006/picture">
                 <pic:pic xmlns:pic="http://schemas.openxmlformats.org/drawingml/2006/picture">
                   <pic:nvPicPr>
-                    <pic:cNvPr id="1993067348" name="Picture 2" descr="A table with numbers and symbols&#10;&#10;Description automatically generated"/>
+                    <pic:cNvPr id="215644012" name="Picture 2" descr="A table of mathematical equations&#10;&#10;Description automatically generated"/>
                     <pic:cNvPicPr/>
                   </pic:nvPicPr>
-                  <pic:blipFill rotWithShape="1">
-                    <a:blip r:embed="rId33" cstate="print">
+                  <pic:blipFill>
+                    <a:blip r:embed="rId33">
                       <a:extLst>
                         <a:ext uri="{28A0092B-C50C-407E-A947-70E740481C1C}">
                           <a14:useLocalDpi xmlns:a14="http://schemas.microsoft.com/office/drawing/2010/main" val="0"/>
                         </a:ext>
                       </a:extLst>
                     </a:blip>
-                    <a:srcRect t="14329"/>
-                    <a:stretch/>
+                    <a:stretch>
+                      <a:fillRect/>
+                    </a:stretch>
                   </pic:blipFill>
-                  <pic:spPr bwMode="auto">
+                  <pic:spPr>
                     <a:xfrm>
                       <a:off x="0" y="0"/>
-                      <a:ext cx="5943600" cy="2273419"/>
+                      <a:ext cx="3744782" cy="2508132"/>
                     </a:xfrm>
                     <a:prstGeom prst="rect">
                       <a:avLst/>
                     </a:prstGeom>
-                    <a:ln>
-                      <a:noFill/>
-                    </a:ln>
-                    <a:extLst>
-                      <a:ext uri="{53640926-AAD7-44D8-BBD7-CCE9431645EC}">
-                        <a14:shadowObscured xmlns:a14="http://schemas.microsoft.com/office/drawing/2010/main"/>
-                      </a:ext>
-                    </a:extLst>
                   </pic:spPr>
                 </pic:pic>
               </a:graphicData>
@@ -6224,8 +6448,6 @@
           </wp:inline>
         </w:drawing>
       </w:r>
-    </w:p>
-    <w:p>
       <w:r>
         <w:br w:type="column"/>
       </w:r>
@@ -6253,6 +6475,7 @@
         <w:t>. Replicating Smith &amp; Krajbich (2019): RT is decreasing in overall value in gain condition.</w:t>
       </w:r>
     </w:p>
+    <w:p/>
     <w:p>
       <w:pPr>
         <w:jc w:val="center"/>
@@ -6262,10 +6485,10 @@
           <w:noProof/>
         </w:rPr>
         <w:drawing>
-          <wp:inline distT="0" distB="0" distL="0" distR="0" wp14:anchorId="65B40289" wp14:editId="227733E7">
-            <wp:extent cx="5132408" cy="1714242"/>
-            <wp:effectExtent l="0" t="0" r="0" b="635"/>
-            <wp:docPr id="219704881" name="Picture 14" descr="A table with numbers and letters&#10;&#10;Description automatically generated"/>
+          <wp:inline distT="0" distB="0" distL="0" distR="0" wp14:anchorId="1EBF1CA3" wp14:editId="058CC616">
+            <wp:extent cx="3340729" cy="1936218"/>
+            <wp:effectExtent l="0" t="0" r="0" b="0"/>
+            <wp:docPr id="238248706" name="Picture 14" descr="A table with numbers and symbols&#10;&#10;Description automatically generated"/>
             <wp:cNvGraphicFramePr>
               <a:graphicFrameLocks xmlns:a="http://schemas.openxmlformats.org/drawingml/2006/main" noChangeAspect="1"/>
             </wp:cNvGraphicFramePr>
@@ -6273,36 +6496,29 @@
               <a:graphicData uri="http://schemas.openxmlformats.org/drawingml/2006/picture">
                 <pic:pic xmlns:pic="http://schemas.openxmlformats.org/drawingml/2006/picture">
                   <pic:nvPicPr>
-                    <pic:cNvPr id="219704881" name="Picture 14" descr="A table with numbers and letters&#10;&#10;Description automatically generated"/>
+                    <pic:cNvPr id="238248706" name="Picture 14" descr="A table with numbers and symbols&#10;&#10;Description automatically generated"/>
                     <pic:cNvPicPr/>
                   </pic:nvPicPr>
-                  <pic:blipFill rotWithShape="1">
-                    <a:blip r:embed="rId34" cstate="print">
+                  <pic:blipFill>
+                    <a:blip r:embed="rId34">
                       <a:extLst>
                         <a:ext uri="{28A0092B-C50C-407E-A947-70E740481C1C}">
                           <a14:useLocalDpi xmlns:a14="http://schemas.microsoft.com/office/drawing/2010/main" val="0"/>
                         </a:ext>
                       </a:extLst>
                     </a:blip>
-                    <a:srcRect t="9983"/>
-                    <a:stretch/>
+                    <a:stretch>
+                      <a:fillRect/>
+                    </a:stretch>
                   </pic:blipFill>
-                  <pic:spPr bwMode="auto">
+                  <pic:spPr>
                     <a:xfrm>
                       <a:off x="0" y="0"/>
-                      <a:ext cx="5150185" cy="1720179"/>
+                      <a:ext cx="3370930" cy="1953722"/>
                     </a:xfrm>
                     <a:prstGeom prst="rect">
                       <a:avLst/>
                     </a:prstGeom>
-                    <a:ln>
-                      <a:noFill/>
-                    </a:ln>
-                    <a:extLst>
-                      <a:ext uri="{53640926-AAD7-44D8-BBD7-CCE9431645EC}">
-                        <a14:shadowObscured xmlns:a14="http://schemas.microsoft.com/office/drawing/2010/main"/>
-                      </a:ext>
-                    </a:extLst>
                   </pic:spPr>
                 </pic:pic>
               </a:graphicData>
@@ -6310,11 +6526,6 @@
           </wp:inline>
         </w:drawing>
       </w:r>
-    </w:p>
-    <w:p>
-      <w:pPr>
-        <w:jc w:val="center"/>
-      </w:pPr>
     </w:p>
     <w:p/>
     <w:p/>
